--- a/inbox/Application Aware Networking/Book_09_Federal_Application_Aware_Networking_Data_Protection_Purview.docx
+++ b/inbox/Application Aware Networking/Book_09_Federal_Application_Aware_Networking_Data_Protection_Purview.docx
@@ -2479,7 +2479,7 @@
               </w:rPr>
               <w:drawing>
                 <wp:inline distT="0" distB="0" distL="0" distR="0" wp14:anchorId="1E98F35E" wp14:editId="6CBD22FB">
-                  <wp:extent cx="152400" cy="152400"/>
+                  <wp:extent cx="6858000" cy="6858000"/>
                   <wp:effectExtent l="0" t="0" r="0" b="0"/>
                   <wp:docPr id="10" name="Picture"/>
                   <wp:cNvGraphicFramePr/>
@@ -2501,7 +2501,7 @@
                         <pic:spPr bwMode="auto">
                           <a:xfrm>
                             <a:off x="0" y="0"/>
-                            <a:ext cx="152400" cy="152400"/>
+                            <a:ext cx="6858000" cy="6858000"/>
                           </a:xfrm>
                           <a:prstGeom prst="rect">
                             <a:avLst/>
@@ -2710,7 +2710,7 @@
               </w:rPr>
               <w:drawing>
                 <wp:inline distT="0" distB="0" distL="0" distR="0" wp14:anchorId="2EF3DC1D" wp14:editId="5C5011C9">
-                  <wp:extent cx="152400" cy="152400"/>
+                  <wp:extent cx="6858000" cy="6858000"/>
                   <wp:effectExtent l="0" t="0" r="0" b="0"/>
                   <wp:docPr id="13" name="Picture"/>
                   <wp:cNvGraphicFramePr/>
@@ -2732,7 +2732,7 @@
                         <pic:spPr bwMode="auto">
                           <a:xfrm>
                             <a:off x="0" y="0"/>
-                            <a:ext cx="152400" cy="152400"/>
+                            <a:ext cx="6858000" cy="6858000"/>
                           </a:xfrm>
                           <a:prstGeom prst="rect">
                             <a:avLst/>
@@ -3018,7 +3018,7 @@
         </w:rPr>
         <w:drawing>
           <wp:inline distT="0" distB="0" distL="0" distR="0" wp14:anchorId="06C73047" wp14:editId="2293C89F">
-            <wp:extent cx="5334000" cy="2977116"/>
+            <wp:extent cx="6858000" cy="3827721"/>
             <wp:effectExtent l="0" t="0" r="0" b="0"/>
             <wp:docPr id="18" name="Picture" descr="Federal data classification label hierarchy: Public at the base, Internal above, CUI-Basic above that, and CUI-Specified at the top; each level adds protective controls including label, encryption, access restriction, and audit logging"/>
             <wp:cNvGraphicFramePr/>
@@ -3040,7 +3040,7 @@
                   <pic:spPr bwMode="auto">
                     <a:xfrm>
                       <a:off x="0" y="0"/>
-                      <a:ext cx="5334000" cy="2977116"/>
+                      <a:ext cx="6858000" cy="3827721"/>
                     </a:xfrm>
                     <a:prstGeom prst="rect">
                       <a:avLst/>
@@ -5535,7 +5535,7 @@
               </w:rPr>
               <w:drawing>
                 <wp:inline distT="0" distB="0" distL="0" distR="0" wp14:anchorId="1A84316A" wp14:editId="5C686515">
-                  <wp:extent cx="152400" cy="152400"/>
+                  <wp:extent cx="6858000" cy="6858000"/>
                   <wp:effectExtent l="0" t="0" r="0" b="0"/>
                   <wp:docPr id="24" name="Picture"/>
                   <wp:cNvGraphicFramePr/>
@@ -5557,7 +5557,7 @@
                         <pic:spPr bwMode="auto">
                           <a:xfrm>
                             <a:off x="0" y="0"/>
-                            <a:ext cx="152400" cy="152400"/>
+                            <a:ext cx="6858000" cy="6858000"/>
                           </a:xfrm>
                           <a:prstGeom prst="rect">
                             <a:avLst/>
@@ -7840,7 +7840,7 @@
               </w:rPr>
               <w:drawing>
                 <wp:inline distT="0" distB="0" distL="0" distR="0" wp14:anchorId="2BFAAB99" wp14:editId="4A95E5AC">
-                  <wp:extent cx="152400" cy="152400"/>
+                  <wp:extent cx="6858000" cy="6858000"/>
                   <wp:effectExtent l="0" t="0" r="0" b="0"/>
                   <wp:docPr id="31" name="Picture"/>
                   <wp:cNvGraphicFramePr/>
@@ -7862,7 +7862,7 @@
                         <pic:spPr bwMode="auto">
                           <a:xfrm>
                             <a:off x="0" y="0"/>
-                            <a:ext cx="152400" cy="152400"/>
+                            <a:ext cx="6858000" cy="6858000"/>
                           </a:xfrm>
                           <a:prstGeom prst="rect">
                             <a:avLst/>
@@ -9241,7 +9241,7 @@
               </w:rPr>
               <w:drawing>
                 <wp:inline distT="0" distB="0" distL="0" distR="0" wp14:anchorId="7398D032" wp14:editId="487810C4">
-                  <wp:extent cx="152400" cy="152400"/>
+                  <wp:extent cx="6858000" cy="6858000"/>
                   <wp:effectExtent l="0" t="0" r="0" b="0"/>
                   <wp:docPr id="34" name="Picture"/>
                   <wp:cNvGraphicFramePr/>
@@ -9263,7 +9263,7 @@
                         <pic:spPr bwMode="auto">
                           <a:xfrm>
                             <a:off x="0" y="0"/>
-                            <a:ext cx="152400" cy="152400"/>
+                            <a:ext cx="6858000" cy="6858000"/>
                           </a:xfrm>
                           <a:prstGeom prst="rect">
                             <a:avLst/>
@@ -9436,7 +9436,7 @@
         </w:rPr>
         <w:drawing>
           <wp:inline distT="0" distB="0" distL="0" distR="0" wp14:anchorId="4127F9C2" wp14:editId="35A5570D">
-            <wp:extent cx="5334000" cy="2051538"/>
+            <wp:extent cx="6858000" cy="2637692"/>
             <wp:effectExtent l="0" t="0" r="0" b="0"/>
             <wp:docPr id="39" name="Picture" descr="DLP enforcement layers: Microsoft 365 service-layer DLP at the top covering SharePoint, OneDrive, Exchange, and Teams; Endpoint DLP in the middle covering print, USB, clipboard, and browser upload; CASB network layer at the bottom enforcing at the internet boundary using label metadata from Purview; all three layers report to the Purview compliance portal"/>
             <wp:cNvGraphicFramePr/>
@@ -9458,7 +9458,7 @@
                   <pic:spPr bwMode="auto">
                     <a:xfrm>
                       <a:off x="0" y="0"/>
-                      <a:ext cx="5334000" cy="2051538"/>
+                      <a:ext cx="6858000" cy="2637692"/>
                     </a:xfrm>
                     <a:prstGeom prst="rect">
                       <a:avLst/>
@@ -12923,7 +12923,7 @@
               </w:rPr>
               <w:drawing>
                 <wp:inline distT="0" distB="0" distL="0" distR="0" wp14:anchorId="230963D1" wp14:editId="3A471774">
-                  <wp:extent cx="152400" cy="152400"/>
+                  <wp:extent cx="6858000" cy="6858000"/>
                   <wp:effectExtent l="0" t="0" r="0" b="0"/>
                   <wp:docPr id="43" name="Picture"/>
                   <wp:cNvGraphicFramePr/>
@@ -12945,7 +12945,7 @@
                         <pic:spPr bwMode="auto">
                           <a:xfrm>
                             <a:off x="0" y="0"/>
-                            <a:ext cx="152400" cy="152400"/>
+                            <a:ext cx="6858000" cy="6858000"/>
                           </a:xfrm>
                           <a:prstGeom prst="rect">
                             <a:avLst/>
@@ -13141,7 +13141,7 @@
         </w:rPr>
         <w:drawing>
           <wp:inline distT="0" distB="0" distL="0" distR="0" wp14:anchorId="545B7E67" wp14:editId="550D1746">
-            <wp:extent cx="5334000" cy="2977116"/>
+            <wp:extent cx="6858000" cy="3827721"/>
             <wp:effectExtent l="0" t="0" r="0" b="0"/>
             <wp:docPr id="48" name="Picture" descr="Cryptographic key hierarchy: Root CA on offline HSM at the top, Issuing CA in Azure Key Vault HSM below, Customer-Managed Key in Key Vault wrapping SQL TDE key and SharePoint BYOK key at the third level, and data encryption keys at the bottom"/>
             <wp:cNvGraphicFramePr/>
@@ -13163,7 +13163,7 @@
                   <pic:spPr bwMode="auto">
                     <a:xfrm>
                       <a:off x="0" y="0"/>
-                      <a:ext cx="5334000" cy="2977116"/>
+                      <a:ext cx="6858000" cy="3827721"/>
                     </a:xfrm>
                     <a:prstGeom prst="rect">
                       <a:avLst/>
@@ -16941,7 +16941,7 @@
               </w:rPr>
               <w:drawing>
                 <wp:inline distT="0" distB="0" distL="0" distR="0" wp14:anchorId="7242BACF" wp14:editId="05058400">
-                  <wp:extent cx="152400" cy="152400"/>
+                  <wp:extent cx="6858000" cy="6858000"/>
                   <wp:effectExtent l="0" t="0" r="0" b="0"/>
                   <wp:docPr id="54" name="Picture"/>
                   <wp:cNvGraphicFramePr/>
@@ -16963,7 +16963,7 @@
                         <pic:spPr bwMode="auto">
                           <a:xfrm>
                             <a:off x="0" y="0"/>
-                            <a:ext cx="152400" cy="152400"/>
+                            <a:ext cx="6858000" cy="6858000"/>
                           </a:xfrm>
                           <a:prstGeom prst="rect">
                             <a:avLst/>
@@ -19421,7 +19421,7 @@
               </w:rPr>
               <w:drawing>
                 <wp:inline distT="0" distB="0" distL="0" distR="0" wp14:anchorId="3FA59D96" wp14:editId="4F9B5610">
-                  <wp:extent cx="152400" cy="152400"/>
+                  <wp:extent cx="6858000" cy="6858000"/>
                   <wp:effectExtent l="0" t="0" r="0" b="0"/>
                   <wp:docPr id="61" name="Picture"/>
                   <wp:cNvGraphicFramePr/>
@@ -19443,7 +19443,7 @@
                         <pic:spPr bwMode="auto">
                           <a:xfrm>
                             <a:off x="0" y="0"/>
-                            <a:ext cx="152400" cy="152400"/>
+                            <a:ext cx="6858000" cy="6858000"/>
                           </a:xfrm>
                           <a:prstGeom prst="rect">
                             <a:avLst/>
@@ -21030,7 +21030,7 @@
         </w:rPr>
         <w:drawing>
           <wp:inline distT="0" distB="0" distL="0" distR="0" wp14:anchorId="15418419" wp14:editId="0D757639">
-            <wp:extent cx="5334000" cy="2880360"/>
+            <wp:extent cx="6858000" cy="3703320"/>
             <wp:effectExtent l="0" t="0" r="0" b="0"/>
             <wp:docPr id="70" name="Picture" descr="NIST control closure for Part 9 Data Protection: table showing AC-4, AU-10, MP-2 through MP-5, SC-12, SC-12(1), SC-13, SC-17, and SC-28 mapped from their pre-implementation state to their post-implementation state with the authority cited for each control"/>
             <wp:cNvGraphicFramePr/>
@@ -21052,7 +21052,7 @@
                   <pic:spPr bwMode="auto">
                     <a:xfrm>
                       <a:off x="0" y="0"/>
-                      <a:ext cx="5334000" cy="2880360"/>
+                      <a:ext cx="6858000" cy="3703320"/>
                     </a:xfrm>
                     <a:prstGeom prst="rect">
                       <a:avLst/>
@@ -22697,7 +22697,7 @@
               </w:rPr>
               <w:drawing>
                 <wp:inline distT="0" distB="0" distL="0" distR="0" wp14:anchorId="6AE7194C" wp14:editId="3EC26EEC">
-                  <wp:extent cx="152400" cy="152400"/>
+                  <wp:extent cx="6858000" cy="6858000"/>
                   <wp:effectExtent l="0" t="0" r="0" b="0"/>
                   <wp:docPr id="72" name="Picture"/>
                   <wp:cNvGraphicFramePr/>
@@ -22719,7 +22719,7 @@
                         <pic:spPr bwMode="auto">
                           <a:xfrm>
                             <a:off x="0" y="0"/>
-                            <a:ext cx="152400" cy="152400"/>
+                            <a:ext cx="6858000" cy="6858000"/>
                           </a:xfrm>
                           <a:prstGeom prst="rect">
                             <a:avLst/>
@@ -22923,7 +22923,7 @@
         <w:numRestart w:val="eachSect"/>
       </w:footnotePr>
       <w:pgSz w:w="12240" w:h="15840"/>
-      <w:pgMar w:top="1440" w:right="1440" w:bottom="1440" w:left="1440" w:header="720" w:footer="720" w:gutter="0"/>
+      <w:pgMar w:top="720" w:right="720" w:bottom="720" w:left="720" w:header="720" w:footer="720" w:gutter="0"/>
       <w:cols w:space="720"/>
     </w:sectPr>
   </w:body>

--- a/inbox/Application Aware Networking/Book_09_Federal_Application_Aware_Networking_Data_Protection_Purview.docx
+++ b/inbox/Application Aware Networking/Book_09_Federal_Application_Aware_Networking_Data_Protection_Purview.docx
@@ -2479,7 +2479,7 @@
               </w:rPr>
               <w:drawing>
                 <wp:inline distT="0" distB="0" distL="0" distR="0" wp14:anchorId="1E98F35E" wp14:editId="6CBD22FB">
-                  <wp:extent cx="6858000" cy="6858000"/>
+                  <wp:extent cx="304800" cy="304800"/>
                   <wp:effectExtent l="0" t="0" r="0" b="0"/>
                   <wp:docPr id="10" name="Picture"/>
                   <wp:cNvGraphicFramePr/>
@@ -2501,7 +2501,7 @@
                         <pic:spPr bwMode="auto">
                           <a:xfrm>
                             <a:off x="0" y="0"/>
-                            <a:ext cx="6858000" cy="6858000"/>
+                            <a:ext cx="304800" cy="304800"/>
                           </a:xfrm>
                           <a:prstGeom prst="rect">
                             <a:avLst/>
@@ -2710,7 +2710,7 @@
               </w:rPr>
               <w:drawing>
                 <wp:inline distT="0" distB="0" distL="0" distR="0" wp14:anchorId="2EF3DC1D" wp14:editId="5C5011C9">
-                  <wp:extent cx="6858000" cy="6858000"/>
+                  <wp:extent cx="304800" cy="304800"/>
                   <wp:effectExtent l="0" t="0" r="0" b="0"/>
                   <wp:docPr id="13" name="Picture"/>
                   <wp:cNvGraphicFramePr/>
@@ -2732,7 +2732,7 @@
                         <pic:spPr bwMode="auto">
                           <a:xfrm>
                             <a:off x="0" y="0"/>
-                            <a:ext cx="6858000" cy="6858000"/>
+                            <a:ext cx="304800" cy="304800"/>
                           </a:xfrm>
                           <a:prstGeom prst="rect">
                             <a:avLst/>
@@ -3018,7 +3018,7 @@
         </w:rPr>
         <w:drawing>
           <wp:inline distT="0" distB="0" distL="0" distR="0" wp14:anchorId="06C73047" wp14:editId="2293C89F">
-            <wp:extent cx="6858000" cy="3827721"/>
+            <wp:extent cx="7772400" cy="4338084"/>
             <wp:effectExtent l="0" t="0" r="0" b="0"/>
             <wp:docPr id="18" name="Picture" descr="Federal data classification label hierarchy: Public at the base, Internal above, CUI-Basic above that, and CUI-Specified at the top; each level adds protective controls including label, encryption, access restriction, and audit logging"/>
             <wp:cNvGraphicFramePr/>
@@ -3040,7 +3040,7 @@
                   <pic:spPr bwMode="auto">
                     <a:xfrm>
                       <a:off x="0" y="0"/>
-                      <a:ext cx="6858000" cy="3827721"/>
+                      <a:ext cx="7772400" cy="4338084"/>
                     </a:xfrm>
                     <a:prstGeom prst="rect">
                       <a:avLst/>
@@ -5535,7 +5535,7 @@
               </w:rPr>
               <w:drawing>
                 <wp:inline distT="0" distB="0" distL="0" distR="0" wp14:anchorId="1A84316A" wp14:editId="5C686515">
-                  <wp:extent cx="6858000" cy="6858000"/>
+                  <wp:extent cx="304800" cy="304800"/>
                   <wp:effectExtent l="0" t="0" r="0" b="0"/>
                   <wp:docPr id="24" name="Picture"/>
                   <wp:cNvGraphicFramePr/>
@@ -5557,7 +5557,7 @@
                         <pic:spPr bwMode="auto">
                           <a:xfrm>
                             <a:off x="0" y="0"/>
-                            <a:ext cx="6858000" cy="6858000"/>
+                            <a:ext cx="304800" cy="304800"/>
                           </a:xfrm>
                           <a:prstGeom prst="rect">
                             <a:avLst/>
@@ -7840,7 +7840,7 @@
               </w:rPr>
               <w:drawing>
                 <wp:inline distT="0" distB="0" distL="0" distR="0" wp14:anchorId="2BFAAB99" wp14:editId="4A95E5AC">
-                  <wp:extent cx="6858000" cy="6858000"/>
+                  <wp:extent cx="304800" cy="304800"/>
                   <wp:effectExtent l="0" t="0" r="0" b="0"/>
                   <wp:docPr id="31" name="Picture"/>
                   <wp:cNvGraphicFramePr/>
@@ -7862,7 +7862,7 @@
                         <pic:spPr bwMode="auto">
                           <a:xfrm>
                             <a:off x="0" y="0"/>
-                            <a:ext cx="6858000" cy="6858000"/>
+                            <a:ext cx="304800" cy="304800"/>
                           </a:xfrm>
                           <a:prstGeom prst="rect">
                             <a:avLst/>
@@ -9241,7 +9241,7 @@
               </w:rPr>
               <w:drawing>
                 <wp:inline distT="0" distB="0" distL="0" distR="0" wp14:anchorId="7398D032" wp14:editId="487810C4">
-                  <wp:extent cx="6858000" cy="6858000"/>
+                  <wp:extent cx="304800" cy="304800"/>
                   <wp:effectExtent l="0" t="0" r="0" b="0"/>
                   <wp:docPr id="34" name="Picture"/>
                   <wp:cNvGraphicFramePr/>
@@ -9263,7 +9263,7 @@
                         <pic:spPr bwMode="auto">
                           <a:xfrm>
                             <a:off x="0" y="0"/>
-                            <a:ext cx="6858000" cy="6858000"/>
+                            <a:ext cx="304800" cy="304800"/>
                           </a:xfrm>
                           <a:prstGeom prst="rect">
                             <a:avLst/>
@@ -9436,7 +9436,7 @@
         </w:rPr>
         <w:drawing>
           <wp:inline distT="0" distB="0" distL="0" distR="0" wp14:anchorId="4127F9C2" wp14:editId="35A5570D">
-            <wp:extent cx="6858000" cy="2637692"/>
+            <wp:extent cx="7772400" cy="2989384"/>
             <wp:effectExtent l="0" t="0" r="0" b="0"/>
             <wp:docPr id="39" name="Picture" descr="DLP enforcement layers: Microsoft 365 service-layer DLP at the top covering SharePoint, OneDrive, Exchange, and Teams; Endpoint DLP in the middle covering print, USB, clipboard, and browser upload; CASB network layer at the bottom enforcing at the internet boundary using label metadata from Purview; all three layers report to the Purview compliance portal"/>
             <wp:cNvGraphicFramePr/>
@@ -9458,7 +9458,7 @@
                   <pic:spPr bwMode="auto">
                     <a:xfrm>
                       <a:off x="0" y="0"/>
-                      <a:ext cx="6858000" cy="2637692"/>
+                      <a:ext cx="7772400" cy="2989384"/>
                     </a:xfrm>
                     <a:prstGeom prst="rect">
                       <a:avLst/>
@@ -12923,7 +12923,7 @@
               </w:rPr>
               <w:drawing>
                 <wp:inline distT="0" distB="0" distL="0" distR="0" wp14:anchorId="230963D1" wp14:editId="3A471774">
-                  <wp:extent cx="6858000" cy="6858000"/>
+                  <wp:extent cx="304800" cy="304800"/>
                   <wp:effectExtent l="0" t="0" r="0" b="0"/>
                   <wp:docPr id="43" name="Picture"/>
                   <wp:cNvGraphicFramePr/>
@@ -12945,7 +12945,7 @@
                         <pic:spPr bwMode="auto">
                           <a:xfrm>
                             <a:off x="0" y="0"/>
-                            <a:ext cx="6858000" cy="6858000"/>
+                            <a:ext cx="304800" cy="304800"/>
                           </a:xfrm>
                           <a:prstGeom prst="rect">
                             <a:avLst/>
@@ -13141,7 +13141,7 @@
         </w:rPr>
         <w:drawing>
           <wp:inline distT="0" distB="0" distL="0" distR="0" wp14:anchorId="545B7E67" wp14:editId="550D1746">
-            <wp:extent cx="6858000" cy="3827721"/>
+            <wp:extent cx="7772400" cy="4338084"/>
             <wp:effectExtent l="0" t="0" r="0" b="0"/>
             <wp:docPr id="48" name="Picture" descr="Cryptographic key hierarchy: Root CA on offline HSM at the top, Issuing CA in Azure Key Vault HSM below, Customer-Managed Key in Key Vault wrapping SQL TDE key and SharePoint BYOK key at the third level, and data encryption keys at the bottom"/>
             <wp:cNvGraphicFramePr/>
@@ -13163,7 +13163,7 @@
                   <pic:spPr bwMode="auto">
                     <a:xfrm>
                       <a:off x="0" y="0"/>
-                      <a:ext cx="6858000" cy="3827721"/>
+                      <a:ext cx="7772400" cy="4338084"/>
                     </a:xfrm>
                     <a:prstGeom prst="rect">
                       <a:avLst/>
@@ -16941,7 +16941,7 @@
               </w:rPr>
               <w:drawing>
                 <wp:inline distT="0" distB="0" distL="0" distR="0" wp14:anchorId="7242BACF" wp14:editId="05058400">
-                  <wp:extent cx="6858000" cy="6858000"/>
+                  <wp:extent cx="304800" cy="304800"/>
                   <wp:effectExtent l="0" t="0" r="0" b="0"/>
                   <wp:docPr id="54" name="Picture"/>
                   <wp:cNvGraphicFramePr/>
@@ -16963,7 +16963,7 @@
                         <pic:spPr bwMode="auto">
                           <a:xfrm>
                             <a:off x="0" y="0"/>
-                            <a:ext cx="6858000" cy="6858000"/>
+                            <a:ext cx="304800" cy="304800"/>
                           </a:xfrm>
                           <a:prstGeom prst="rect">
                             <a:avLst/>
@@ -19421,7 +19421,7 @@
               </w:rPr>
               <w:drawing>
                 <wp:inline distT="0" distB="0" distL="0" distR="0" wp14:anchorId="3FA59D96" wp14:editId="4F9B5610">
-                  <wp:extent cx="6858000" cy="6858000"/>
+                  <wp:extent cx="304800" cy="304800"/>
                   <wp:effectExtent l="0" t="0" r="0" b="0"/>
                   <wp:docPr id="61" name="Picture"/>
                   <wp:cNvGraphicFramePr/>
@@ -19443,7 +19443,7 @@
                         <pic:spPr bwMode="auto">
                           <a:xfrm>
                             <a:off x="0" y="0"/>
-                            <a:ext cx="6858000" cy="6858000"/>
+                            <a:ext cx="304800" cy="304800"/>
                           </a:xfrm>
                           <a:prstGeom prst="rect">
                             <a:avLst/>
@@ -21030,7 +21030,7 @@
         </w:rPr>
         <w:drawing>
           <wp:inline distT="0" distB="0" distL="0" distR="0" wp14:anchorId="15418419" wp14:editId="0D757639">
-            <wp:extent cx="6858000" cy="3703320"/>
+            <wp:extent cx="7772400" cy="4197096"/>
             <wp:effectExtent l="0" t="0" r="0" b="0"/>
             <wp:docPr id="70" name="Picture" descr="NIST control closure for Part 9 Data Protection: table showing AC-4, AU-10, MP-2 through MP-5, SC-12, SC-12(1), SC-13, SC-17, and SC-28 mapped from their pre-implementation state to their post-implementation state with the authority cited for each control"/>
             <wp:cNvGraphicFramePr/>
@@ -21052,7 +21052,7 @@
                   <pic:spPr bwMode="auto">
                     <a:xfrm>
                       <a:off x="0" y="0"/>
-                      <a:ext cx="6858000" cy="3703320"/>
+                      <a:ext cx="7772400" cy="4197096"/>
                     </a:xfrm>
                     <a:prstGeom prst="rect">
                       <a:avLst/>
@@ -22697,7 +22697,7 @@
               </w:rPr>
               <w:drawing>
                 <wp:inline distT="0" distB="0" distL="0" distR="0" wp14:anchorId="6AE7194C" wp14:editId="3EC26EEC">
-                  <wp:extent cx="6858000" cy="6858000"/>
+                  <wp:extent cx="304800" cy="304800"/>
                   <wp:effectExtent l="0" t="0" r="0" b="0"/>
                   <wp:docPr id="72" name="Picture"/>
                   <wp:cNvGraphicFramePr/>
@@ -22719,7 +22719,7 @@
                         <pic:spPr bwMode="auto">
                           <a:xfrm>
                             <a:off x="0" y="0"/>
-                            <a:ext cx="6858000" cy="6858000"/>
+                            <a:ext cx="304800" cy="304800"/>
                           </a:xfrm>
                           <a:prstGeom prst="rect">
                             <a:avLst/>

--- a/inbox/Application Aware Networking/Book_09_Federal_Application_Aware_Networking_Data_Protection_Purview.docx
+++ b/inbox/Application Aware Networking/Book_09_Federal_Application_Aware_Networking_Data_Protection_Purview.docx
@@ -2479,7 +2479,7 @@
               </w:rPr>
               <w:drawing>
                 <wp:inline distT="0" distB="0" distL="0" distR="0" wp14:anchorId="1E98F35E" wp14:editId="6CBD22FB">
-                  <wp:extent cx="152400" cy="152400"/>
+                  <wp:extent cx="304800" cy="304800"/>
                   <wp:effectExtent l="0" t="0" r="0" b="0"/>
                   <wp:docPr id="10" name="Picture"/>
                   <wp:cNvGraphicFramePr/>
@@ -2501,7 +2501,7 @@
                         <pic:spPr bwMode="auto">
                           <a:xfrm>
                             <a:off x="0" y="0"/>
-                            <a:ext cx="152400" cy="152400"/>
+                            <a:ext cx="304800" cy="304800"/>
                           </a:xfrm>
                           <a:prstGeom prst="rect">
                             <a:avLst/>
@@ -2710,7 +2710,7 @@
               </w:rPr>
               <w:drawing>
                 <wp:inline distT="0" distB="0" distL="0" distR="0" wp14:anchorId="2EF3DC1D" wp14:editId="5C5011C9">
-                  <wp:extent cx="152400" cy="152400"/>
+                  <wp:extent cx="304800" cy="304800"/>
                   <wp:effectExtent l="0" t="0" r="0" b="0"/>
                   <wp:docPr id="13" name="Picture"/>
                   <wp:cNvGraphicFramePr/>
@@ -2732,7 +2732,7 @@
                         <pic:spPr bwMode="auto">
                           <a:xfrm>
                             <a:off x="0" y="0"/>
-                            <a:ext cx="152400" cy="152400"/>
+                            <a:ext cx="304800" cy="304800"/>
                           </a:xfrm>
                           <a:prstGeom prst="rect">
                             <a:avLst/>
@@ -3018,7 +3018,7 @@
         </w:rPr>
         <w:drawing>
           <wp:inline distT="0" distB="0" distL="0" distR="0" wp14:anchorId="06C73047" wp14:editId="2293C89F">
-            <wp:extent cx="5334000" cy="2977116"/>
+            <wp:extent cx="7772400" cy="4338084"/>
             <wp:effectExtent l="0" t="0" r="0" b="0"/>
             <wp:docPr id="18" name="Picture" descr="Federal data classification label hierarchy: Public at the base, Internal above, CUI-Basic above that, and CUI-Specified at the top; each level adds protective controls including label, encryption, access restriction, and audit logging"/>
             <wp:cNvGraphicFramePr/>
@@ -3040,7 +3040,7 @@
                   <pic:spPr bwMode="auto">
                     <a:xfrm>
                       <a:off x="0" y="0"/>
-                      <a:ext cx="5334000" cy="2977116"/>
+                      <a:ext cx="7772400" cy="4338084"/>
                     </a:xfrm>
                     <a:prstGeom prst="rect">
                       <a:avLst/>
@@ -5535,7 +5535,7 @@
               </w:rPr>
               <w:drawing>
                 <wp:inline distT="0" distB="0" distL="0" distR="0" wp14:anchorId="1A84316A" wp14:editId="5C686515">
-                  <wp:extent cx="152400" cy="152400"/>
+                  <wp:extent cx="304800" cy="304800"/>
                   <wp:effectExtent l="0" t="0" r="0" b="0"/>
                   <wp:docPr id="24" name="Picture"/>
                   <wp:cNvGraphicFramePr/>
@@ -5557,7 +5557,7 @@
                         <pic:spPr bwMode="auto">
                           <a:xfrm>
                             <a:off x="0" y="0"/>
-                            <a:ext cx="152400" cy="152400"/>
+                            <a:ext cx="304800" cy="304800"/>
                           </a:xfrm>
                           <a:prstGeom prst="rect">
                             <a:avLst/>
@@ -7840,7 +7840,7 @@
               </w:rPr>
               <w:drawing>
                 <wp:inline distT="0" distB="0" distL="0" distR="0" wp14:anchorId="2BFAAB99" wp14:editId="4A95E5AC">
-                  <wp:extent cx="152400" cy="152400"/>
+                  <wp:extent cx="304800" cy="304800"/>
                   <wp:effectExtent l="0" t="0" r="0" b="0"/>
                   <wp:docPr id="31" name="Picture"/>
                   <wp:cNvGraphicFramePr/>
@@ -7862,7 +7862,7 @@
                         <pic:spPr bwMode="auto">
                           <a:xfrm>
                             <a:off x="0" y="0"/>
-                            <a:ext cx="152400" cy="152400"/>
+                            <a:ext cx="304800" cy="304800"/>
                           </a:xfrm>
                           <a:prstGeom prst="rect">
                             <a:avLst/>
@@ -9241,7 +9241,7 @@
               </w:rPr>
               <w:drawing>
                 <wp:inline distT="0" distB="0" distL="0" distR="0" wp14:anchorId="7398D032" wp14:editId="487810C4">
-                  <wp:extent cx="152400" cy="152400"/>
+                  <wp:extent cx="304800" cy="304800"/>
                   <wp:effectExtent l="0" t="0" r="0" b="0"/>
                   <wp:docPr id="34" name="Picture"/>
                   <wp:cNvGraphicFramePr/>
@@ -9263,7 +9263,7 @@
                         <pic:spPr bwMode="auto">
                           <a:xfrm>
                             <a:off x="0" y="0"/>
-                            <a:ext cx="152400" cy="152400"/>
+                            <a:ext cx="304800" cy="304800"/>
                           </a:xfrm>
                           <a:prstGeom prst="rect">
                             <a:avLst/>
@@ -9436,7 +9436,7 @@
         </w:rPr>
         <w:drawing>
           <wp:inline distT="0" distB="0" distL="0" distR="0" wp14:anchorId="4127F9C2" wp14:editId="35A5570D">
-            <wp:extent cx="5334000" cy="2051538"/>
+            <wp:extent cx="7772400" cy="2989384"/>
             <wp:effectExtent l="0" t="0" r="0" b="0"/>
             <wp:docPr id="39" name="Picture" descr="DLP enforcement layers: Microsoft 365 service-layer DLP at the top covering SharePoint, OneDrive, Exchange, and Teams; Endpoint DLP in the middle covering print, USB, clipboard, and browser upload; CASB network layer at the bottom enforcing at the internet boundary using label metadata from Purview; all three layers report to the Purview compliance portal"/>
             <wp:cNvGraphicFramePr/>
@@ -9458,7 +9458,7 @@
                   <pic:spPr bwMode="auto">
                     <a:xfrm>
                       <a:off x="0" y="0"/>
-                      <a:ext cx="5334000" cy="2051538"/>
+                      <a:ext cx="7772400" cy="2989384"/>
                     </a:xfrm>
                     <a:prstGeom prst="rect">
                       <a:avLst/>
@@ -12923,7 +12923,7 @@
               </w:rPr>
               <w:drawing>
                 <wp:inline distT="0" distB="0" distL="0" distR="0" wp14:anchorId="230963D1" wp14:editId="3A471774">
-                  <wp:extent cx="152400" cy="152400"/>
+                  <wp:extent cx="304800" cy="304800"/>
                   <wp:effectExtent l="0" t="0" r="0" b="0"/>
                   <wp:docPr id="43" name="Picture"/>
                   <wp:cNvGraphicFramePr/>
@@ -12945,7 +12945,7 @@
                         <pic:spPr bwMode="auto">
                           <a:xfrm>
                             <a:off x="0" y="0"/>
-                            <a:ext cx="152400" cy="152400"/>
+                            <a:ext cx="304800" cy="304800"/>
                           </a:xfrm>
                           <a:prstGeom prst="rect">
                             <a:avLst/>
@@ -13141,7 +13141,7 @@
         </w:rPr>
         <w:drawing>
           <wp:inline distT="0" distB="0" distL="0" distR="0" wp14:anchorId="545B7E67" wp14:editId="550D1746">
-            <wp:extent cx="5334000" cy="2977116"/>
+            <wp:extent cx="7772400" cy="4338084"/>
             <wp:effectExtent l="0" t="0" r="0" b="0"/>
             <wp:docPr id="48" name="Picture" descr="Cryptographic key hierarchy: Root CA on offline HSM at the top, Issuing CA in Azure Key Vault HSM below, Customer-Managed Key in Key Vault wrapping SQL TDE key and SharePoint BYOK key at the third level, and data encryption keys at the bottom"/>
             <wp:cNvGraphicFramePr/>
@@ -13163,7 +13163,7 @@
                   <pic:spPr bwMode="auto">
                     <a:xfrm>
                       <a:off x="0" y="0"/>
-                      <a:ext cx="5334000" cy="2977116"/>
+                      <a:ext cx="7772400" cy="4338084"/>
                     </a:xfrm>
                     <a:prstGeom prst="rect">
                       <a:avLst/>
@@ -16941,7 +16941,7 @@
               </w:rPr>
               <w:drawing>
                 <wp:inline distT="0" distB="0" distL="0" distR="0" wp14:anchorId="7242BACF" wp14:editId="05058400">
-                  <wp:extent cx="152400" cy="152400"/>
+                  <wp:extent cx="304800" cy="304800"/>
                   <wp:effectExtent l="0" t="0" r="0" b="0"/>
                   <wp:docPr id="54" name="Picture"/>
                   <wp:cNvGraphicFramePr/>
@@ -16963,7 +16963,7 @@
                         <pic:spPr bwMode="auto">
                           <a:xfrm>
                             <a:off x="0" y="0"/>
-                            <a:ext cx="152400" cy="152400"/>
+                            <a:ext cx="304800" cy="304800"/>
                           </a:xfrm>
                           <a:prstGeom prst="rect">
                             <a:avLst/>
@@ -19421,7 +19421,7 @@
               </w:rPr>
               <w:drawing>
                 <wp:inline distT="0" distB="0" distL="0" distR="0" wp14:anchorId="3FA59D96" wp14:editId="4F9B5610">
-                  <wp:extent cx="152400" cy="152400"/>
+                  <wp:extent cx="304800" cy="304800"/>
                   <wp:effectExtent l="0" t="0" r="0" b="0"/>
                   <wp:docPr id="61" name="Picture"/>
                   <wp:cNvGraphicFramePr/>
@@ -19443,7 +19443,7 @@
                         <pic:spPr bwMode="auto">
                           <a:xfrm>
                             <a:off x="0" y="0"/>
-                            <a:ext cx="152400" cy="152400"/>
+                            <a:ext cx="304800" cy="304800"/>
                           </a:xfrm>
                           <a:prstGeom prst="rect">
                             <a:avLst/>
@@ -21030,7 +21030,7 @@
         </w:rPr>
         <w:drawing>
           <wp:inline distT="0" distB="0" distL="0" distR="0" wp14:anchorId="15418419" wp14:editId="0D757639">
-            <wp:extent cx="5334000" cy="2880360"/>
+            <wp:extent cx="7772400" cy="4197096"/>
             <wp:effectExtent l="0" t="0" r="0" b="0"/>
             <wp:docPr id="70" name="Picture" descr="NIST control closure for Part 9 Data Protection: table showing AC-4, AU-10, MP-2 through MP-5, SC-12, SC-12(1), SC-13, SC-17, and SC-28 mapped from their pre-implementation state to their post-implementation state with the authority cited for each control"/>
             <wp:cNvGraphicFramePr/>
@@ -21052,7 +21052,7 @@
                   <pic:spPr bwMode="auto">
                     <a:xfrm>
                       <a:off x="0" y="0"/>
-                      <a:ext cx="5334000" cy="2880360"/>
+                      <a:ext cx="7772400" cy="4197096"/>
                     </a:xfrm>
                     <a:prstGeom prst="rect">
                       <a:avLst/>
@@ -22697,7 +22697,7 @@
               </w:rPr>
               <w:drawing>
                 <wp:inline distT="0" distB="0" distL="0" distR="0" wp14:anchorId="6AE7194C" wp14:editId="3EC26EEC">
-                  <wp:extent cx="152400" cy="152400"/>
+                  <wp:extent cx="304800" cy="304800"/>
                   <wp:effectExtent l="0" t="0" r="0" b="0"/>
                   <wp:docPr id="72" name="Picture"/>
                   <wp:cNvGraphicFramePr/>
@@ -22719,7 +22719,7 @@
                         <pic:spPr bwMode="auto">
                           <a:xfrm>
                             <a:off x="0" y="0"/>
-                            <a:ext cx="152400" cy="152400"/>
+                            <a:ext cx="304800" cy="304800"/>
                           </a:xfrm>
                           <a:prstGeom prst="rect">
                             <a:avLst/>
@@ -22923,7 +22923,7 @@
         <w:numRestart w:val="eachSect"/>
       </w:footnotePr>
       <w:pgSz w:w="12240" w:h="15840"/>
-      <w:pgMar w:top="1440" w:right="1440" w:bottom="1440" w:left="1440" w:header="720" w:footer="720" w:gutter="0"/>
+      <w:pgMar w:top="720" w:right="720" w:bottom="720" w:left="720" w:header="720" w:footer="720" w:gutter="0"/>
       <w:cols w:space="720"/>
     </w:sectPr>
   </w:body>
